--- a/tillsyn/A 59057-2025 tillsynsbegäran.docx
+++ b/tillsyn/A 59057-2025 tillsynsbegäran.docx
@@ -227,7 +227,7 @@
     <w:r>
       <w:tab/>
       <w:tab/>
-      <w:t>2026-07-28</w:t>
+      <w:t>2026-07-29</w:t>
       <w:br/>
       <w:br/>
     </w:r>

--- a/tillsyn/A 59057-2025 tillsynsbegäran.docx
+++ b/tillsyn/A 59057-2025 tillsynsbegäran.docx
@@ -227,7 +227,7 @@
     <w:r>
       <w:tab/>
       <w:tab/>
-      <w:t>2026-07-29</w:t>
+      <w:t>2026-07-30</w:t>
       <w:br/>
       <w:br/>
     </w:r>

--- a/tillsyn/A 59057-2025 tillsynsbegäran.docx
+++ b/tillsyn/A 59057-2025 tillsynsbegäran.docx
@@ -227,7 +227,7 @@
     <w:r>
       <w:tab/>
       <w:tab/>
-      <w:t>2026-07-30</w:t>
+      <w:t>2026-07-31</w:t>
       <w:br/>
       <w:br/>
     </w:r>

--- a/tillsyn/A 59057-2025 tillsynsbegäran.docx
+++ b/tillsyn/A 59057-2025 tillsynsbegäran.docx
@@ -22,7 +22,7 @@
       <w:r>
         <w:drawing>
           <wp:inline xmlns:a="http://schemas.openxmlformats.org/drawingml/2006/main" xmlns:pic="http://schemas.openxmlformats.org/drawingml/2006/picture">
-            <wp:extent cx="5486400" cy="5605837"/>
+            <wp:extent cx="5486400" cy="5572574"/>
             <wp:docPr id="1" name="Picture 1"/>
             <wp:cNvGraphicFramePr>
               <a:graphicFrameLocks noChangeAspect="1"/>
@@ -43,7 +43,7 @@
                   <pic:spPr>
                     <a:xfrm>
                       <a:off x="0" y="0"/>
-                      <a:ext cx="5486400" cy="5605837"/>
+                      <a:ext cx="5486400" cy="5572574"/>
                     </a:xfrm>
                     <a:prstGeom prst="rect"/>
                   </pic:spPr>
@@ -65,7 +65,7 @@
     </w:p>
     <w:p>
       <w:r>
-        <w:t>Inom 7 meter från avverkningsanmälan finns fynd av 1 naturvårdsarter, varav 1 är fridlyst: vanlig padda (§6). Se Figur 1.</w:t>
+        <w:t>Inom 7 meter från avverkningsanmälan finns fynd av 2 naturvårdsarter, varav 1 är rödlistad och 2 är fridlysta: björktrast (NT, §4) och vanlig padda (§6). Se Figur 1.</w:t>
       </w:r>
     </w:p>
     <w:p>
@@ -97,6 +97,28 @@
     <w:p>
       <w:r>
         <w:t>Nedan följer beskrivningar av de naturvårdsarter och fridlysta arter som har sina livsmiljöer och växtplatser i den avverkningsanmälda skogen. De påträffade naturvårdsarterna är ett tydligt kvitto på att det rör sig om en skog med höga naturvärden.</w:t>
+      </w:r>
+    </w:p>
+    <w:p>
+      <w:pPr>
+        <w:pStyle w:val="Heading1"/>
+      </w:pPr>
+      <w:r>
+        <w:t>EU:s fågeldirektiv</w:t>
+      </w:r>
+    </w:p>
+    <w:p>
+      <w:r>
+        <w:t xml:space="preserve">Europeiska unionens medlemsländer är skyldiga att agera i enlighet med EU:s fågeldirektiv där det uttryckligen står att direktivet gäller för fåglar samt för deras ägg, bon och </w:t>
+      </w:r>
+      <w:r>
+        <w:rPr>
+          <w:b/>
+        </w:rPr>
+        <w:t xml:space="preserve">livsmiljöer </w:t>
+      </w:r>
+      <w:r>
+        <w:t>(artikel 1). Vidare att de åtgärder som vidtas inte får leda till en försämring av den nuvarande situationen beträffande bevarandet av de fågelarter som avses i artikel 1 (artikel 13). Fågeldirektivet är styrande för tillsynsansvariga myndigheters ärendehantering, ställningstaganden och beslutsfattande.</w:t>
       </w:r>
     </w:p>
     <w:sectPr>
@@ -227,7 +249,7 @@
     <w:r>
       <w:tab/>
       <w:tab/>
-      <w:t>2026-07-31</w:t>
+      <w:t>2026-08-01</w:t>
       <w:br/>
       <w:br/>
     </w:r>

--- a/tillsyn/A 59057-2025 tillsynsbegäran.docx
+++ b/tillsyn/A 59057-2025 tillsynsbegäran.docx
@@ -249,7 +249,7 @@
     <w:r>
       <w:tab/>
       <w:tab/>
-      <w:t>2026-08-01</w:t>
+      <w:t>2026-08-02</w:t>
       <w:br/>
       <w:br/>
     </w:r>

--- a/tillsyn/A 59057-2025 tillsynsbegäran.docx
+++ b/tillsyn/A 59057-2025 tillsynsbegäran.docx
@@ -249,7 +249,7 @@
     <w:r>
       <w:tab/>
       <w:tab/>
-      <w:t>2026-08-02</w:t>
+      <w:t>2026-08-03</w:t>
       <w:br/>
       <w:br/>
     </w:r>

--- a/tillsyn/A 59057-2025 tillsynsbegäran.docx
+++ b/tillsyn/A 59057-2025 tillsynsbegäran.docx
@@ -249,7 +249,7 @@
     <w:r>
       <w:tab/>
       <w:tab/>
-      <w:t>2026-08-03</w:t>
+      <w:t>2026-08-05</w:t>
       <w:br/>
       <w:br/>
     </w:r>

--- a/tillsyn/A 59057-2025 tillsynsbegäran.docx
+++ b/tillsyn/A 59057-2025 tillsynsbegäran.docx
@@ -249,7 +249,7 @@
     <w:r>
       <w:tab/>
       <w:tab/>
-      <w:t>2026-08-05</w:t>
+      <w:t>2026-08-07</w:t>
       <w:br/>
       <w:br/>
     </w:r>

--- a/tillsyn/A 59057-2025 tillsynsbegäran.docx
+++ b/tillsyn/A 59057-2025 tillsynsbegäran.docx
@@ -249,7 +249,7 @@
     <w:r>
       <w:tab/>
       <w:tab/>
-      <w:t>2026-08-07</w:t>
+      <w:t>2026-08-08</w:t>
       <w:br/>
       <w:br/>
     </w:r>

--- a/tillsyn/A 59057-2025 tillsynsbegäran.docx
+++ b/tillsyn/A 59057-2025 tillsynsbegäran.docx
@@ -249,7 +249,7 @@
     <w:r>
       <w:tab/>
       <w:tab/>
-      <w:t>2026-08-15</w:t>
+      <w:t>2026-08-16</w:t>
       <w:br/>
       <w:br/>
     </w:r>

--- a/tillsyn/A 59057-2025 tillsynsbegäran.docx
+++ b/tillsyn/A 59057-2025 tillsynsbegäran.docx
@@ -249,7 +249,7 @@
     <w:r>
       <w:tab/>
       <w:tab/>
-      <w:t>2026-08-16</w:t>
+      <w:t>2026-08-17</w:t>
       <w:br/>
       <w:br/>
     </w:r>

--- a/tillsyn/A 59057-2025 tillsynsbegäran.docx
+++ b/tillsyn/A 59057-2025 tillsynsbegäran.docx
@@ -249,7 +249,7 @@
     <w:r>
       <w:tab/>
       <w:tab/>
-      <w:t>2026-08-17</w:t>
+      <w:t>2026-08-18</w:t>
       <w:br/>
       <w:br/>
     </w:r>

--- a/tillsyn/A 59057-2025 tillsynsbegäran.docx
+++ b/tillsyn/A 59057-2025 tillsynsbegäran.docx
@@ -249,7 +249,7 @@
     <w:r>
       <w:tab/>
       <w:tab/>
-      <w:t>2026-08-18</w:t>
+      <w:t>2026-08-19</w:t>
       <w:br/>
       <w:br/>
     </w:r>

--- a/tillsyn/A 59057-2025 tillsynsbegäran.docx
+++ b/tillsyn/A 59057-2025 tillsynsbegäran.docx
@@ -249,7 +249,7 @@
     <w:r>
       <w:tab/>
       <w:tab/>
-      <w:t>2026-08-19</w:t>
+      <w:t>2026-08-20</w:t>
       <w:br/>
       <w:br/>
     </w:r>

--- a/tillsyn/A 59057-2025 tillsynsbegäran.docx
+++ b/tillsyn/A 59057-2025 tillsynsbegäran.docx
@@ -249,7 +249,7 @@
     <w:r>
       <w:tab/>
       <w:tab/>
-      <w:t>2026-08-20</w:t>
+      <w:t>2026-08-21</w:t>
       <w:br/>
       <w:br/>
     </w:r>

--- a/tillsyn/A 59057-2025 tillsynsbegäran.docx
+++ b/tillsyn/A 59057-2025 tillsynsbegäran.docx
@@ -249,7 +249,7 @@
     <w:r>
       <w:tab/>
       <w:tab/>
-      <w:t>2026-08-21</w:t>
+      <w:t>2026-08-22</w:t>
       <w:br/>
       <w:br/>
     </w:r>

--- a/tillsyn/A 59057-2025 tillsynsbegäran.docx
+++ b/tillsyn/A 59057-2025 tillsynsbegäran.docx
@@ -249,7 +249,7 @@
     <w:r>
       <w:tab/>
       <w:tab/>
-      <w:t>2026-08-22</w:t>
+      <w:t>2026-08-23</w:t>
       <w:br/>
       <w:br/>
     </w:r>

--- a/tillsyn/A 59057-2025 tillsynsbegäran.docx
+++ b/tillsyn/A 59057-2025 tillsynsbegäran.docx
@@ -249,7 +249,7 @@
     <w:r>
       <w:tab/>
       <w:tab/>
-      <w:t>2026-08-23</w:t>
+      <w:t>2026-08-24</w:t>
       <w:br/>
       <w:br/>
     </w:r>

--- a/tillsyn/A 59057-2025 tillsynsbegäran.docx
+++ b/tillsyn/A 59057-2025 tillsynsbegäran.docx
@@ -249,7 +249,7 @@
     <w:r>
       <w:tab/>
       <w:tab/>
-      <w:t>2026-08-24</w:t>
+      <w:t>2026-08-25</w:t>
       <w:br/>
       <w:br/>
     </w:r>

--- a/tillsyn/A 59057-2025 tillsynsbegäran.docx
+++ b/tillsyn/A 59057-2025 tillsynsbegäran.docx
@@ -249,7 +249,7 @@
     <w:r>
       <w:tab/>
       <w:tab/>
-      <w:t>2026-08-25</w:t>
+      <w:t>2026-08-26</w:t>
       <w:br/>
       <w:br/>
     </w:r>

--- a/tillsyn/A 59057-2025 tillsynsbegäran.docx
+++ b/tillsyn/A 59057-2025 tillsynsbegäran.docx
@@ -249,7 +249,7 @@
     <w:r>
       <w:tab/>
       <w:tab/>
-      <w:t>2026-08-26</w:t>
+      <w:t>2026-08-27</w:t>
       <w:br/>
       <w:br/>
     </w:r>

--- a/tillsyn/A 59057-2025 tillsynsbegäran.docx
+++ b/tillsyn/A 59057-2025 tillsynsbegäran.docx
@@ -249,7 +249,7 @@
     <w:r>
       <w:tab/>
       <w:tab/>
-      <w:t>2026-08-27</w:t>
+      <w:t>2026-08-28</w:t>
       <w:br/>
       <w:br/>
     </w:r>

--- a/tillsyn/A 59057-2025 tillsynsbegäran.docx
+++ b/tillsyn/A 59057-2025 tillsynsbegäran.docx
@@ -249,7 +249,7 @@
     <w:r>
       <w:tab/>
       <w:tab/>
-      <w:t>2026-08-28</w:t>
+      <w:t>2026-08-29</w:t>
       <w:br/>
       <w:br/>
     </w:r>

--- a/tillsyn/A 59057-2025 tillsynsbegäran.docx
+++ b/tillsyn/A 59057-2025 tillsynsbegäran.docx
@@ -249,7 +249,7 @@
     <w:r>
       <w:tab/>
       <w:tab/>
-      <w:t>2026-08-29</w:t>
+      <w:t>2026-08-31</w:t>
       <w:br/>
       <w:br/>
     </w:r>

--- a/tillsyn/A 59057-2025 tillsynsbegäran.docx
+++ b/tillsyn/A 59057-2025 tillsynsbegäran.docx
@@ -249,7 +249,7 @@
     <w:r>
       <w:tab/>
       <w:tab/>
-      <w:t>2026-08-31</w:t>
+      <w:t>2026-09-01</w:t>
       <w:br/>
       <w:br/>
     </w:r>

--- a/tillsyn/A 59057-2025 tillsynsbegäran.docx
+++ b/tillsyn/A 59057-2025 tillsynsbegäran.docx
@@ -249,7 +249,7 @@
     <w:r>
       <w:tab/>
       <w:tab/>
-      <w:t>2026-09-01</w:t>
+      <w:t>2026-09-02</w:t>
       <w:br/>
       <w:br/>
     </w:r>

--- a/tillsyn/A 59057-2025 tillsynsbegäran.docx
+++ b/tillsyn/A 59057-2025 tillsynsbegäran.docx
@@ -249,7 +249,7 @@
     <w:r>
       <w:tab/>
       <w:tab/>
-      <w:t>2026-09-02</w:t>
+      <w:t>2026-09-03</w:t>
       <w:br/>
       <w:br/>
     </w:r>

--- a/tillsyn/A 59057-2025 tillsynsbegäran.docx
+++ b/tillsyn/A 59057-2025 tillsynsbegäran.docx
@@ -249,7 +249,7 @@
     <w:r>
       <w:tab/>
       <w:tab/>
-      <w:t>2026-09-03</w:t>
+      <w:t>2026-09-04</w:t>
       <w:br/>
       <w:br/>
     </w:r>

--- a/tillsyn/A 59057-2025 tillsynsbegäran.docx
+++ b/tillsyn/A 59057-2025 tillsynsbegäran.docx
@@ -249,7 +249,7 @@
     <w:r>
       <w:tab/>
       <w:tab/>
-      <w:t>2026-09-04</w:t>
+      <w:t>2026-09-05</w:t>
       <w:br/>
       <w:br/>
     </w:r>

--- a/tillsyn/A 59057-2025 tillsynsbegäran.docx
+++ b/tillsyn/A 59057-2025 tillsynsbegäran.docx
@@ -249,7 +249,7 @@
     <w:r>
       <w:tab/>
       <w:tab/>
-      <w:t>2026-09-05</w:t>
+      <w:t>2026-09-06</w:t>
       <w:br/>
       <w:br/>
     </w:r>

--- a/tillsyn/A 59057-2025 tillsynsbegäran.docx
+++ b/tillsyn/A 59057-2025 tillsynsbegäran.docx
@@ -249,7 +249,7 @@
     <w:r>
       <w:tab/>
       <w:tab/>
-      <w:t>2026-09-06</w:t>
+      <w:t>2026-09-07</w:t>
       <w:br/>
       <w:br/>
     </w:r>

--- a/tillsyn/A 59057-2025 tillsynsbegäran.docx
+++ b/tillsyn/A 59057-2025 tillsynsbegäran.docx
@@ -249,7 +249,7 @@
     <w:r>
       <w:tab/>
       <w:tab/>
-      <w:t>2026-09-07</w:t>
+      <w:t>2026-09-08</w:t>
       <w:br/>
       <w:br/>
     </w:r>

--- a/tillsyn/A 59057-2025 tillsynsbegäran.docx
+++ b/tillsyn/A 59057-2025 tillsynsbegäran.docx
@@ -249,7 +249,7 @@
     <w:r>
       <w:tab/>
       <w:tab/>
-      <w:t>2026-09-08</w:t>
+      <w:t>2026-09-09</w:t>
       <w:br/>
       <w:br/>
     </w:r>

--- a/tillsyn/A 59057-2025 tillsynsbegäran.docx
+++ b/tillsyn/A 59057-2025 tillsynsbegäran.docx
@@ -249,7 +249,7 @@
     <w:r>
       <w:tab/>
       <w:tab/>
-      <w:t>2026-09-09</w:t>
+      <w:t>2026-09-10</w:t>
       <w:br/>
       <w:br/>
     </w:r>

--- a/tillsyn/A 59057-2025 tillsynsbegäran.docx
+++ b/tillsyn/A 59057-2025 tillsynsbegäran.docx
@@ -249,7 +249,7 @@
     <w:r>
       <w:tab/>
       <w:tab/>
-      <w:t>2026-09-10</w:t>
+      <w:t>2026-09-11</w:t>
       <w:br/>
       <w:br/>
     </w:r>

--- a/tillsyn/A 59057-2025 tillsynsbegäran.docx
+++ b/tillsyn/A 59057-2025 tillsynsbegäran.docx
@@ -249,7 +249,7 @@
     <w:r>
       <w:tab/>
       <w:tab/>
-      <w:t>2026-09-11</w:t>
+      <w:t>2026-09-12</w:t>
       <w:br/>
       <w:br/>
     </w:r>
